--- a/docs/SAD.docx
+++ b/docs/SAD.docx
@@ -34,32 +34,6 @@
         <w:t xml:space="preserve">17/05/2026</w:t>
       </w:r>
     </w:p>
-    <w:sdt>
-      <w:sdtPr>
-        <w:docPartObj>
-          <w:docPartGallery w:val="Table of Contents"/>
-          <w:docPartUnique/>
-        </w:docPartObj>
-      </w:sdtPr>
-      <w:sdtContent>
-        <w:p>
-          <w:pPr>
-            <w:pStyle w:val="TOCHeading"/>
-          </w:pPr>
-          <w:r>
-            <w:t xml:space="preserve">Table of Contents</w:t>
-          </w:r>
-        </w:p>
-        <w:p>
-          <w:r>
-            <w:fldChar w:fldCharType="begin" w:dirty="true"/>
-            <w:instrText xml:space="preserve">TOC \o "1-4" \h \z \u</w:instrText>
-            <w:fldChar w:fldCharType="separate"/>
-            <w:fldChar w:fldCharType="end"/>
-          </w:r>
-        </w:p>
-      </w:sdtContent>
-    </w:sdt>
     <w:bookmarkStart w:id="9" w:name="revision-history"/>
     <w:p>
       <w:pPr>
@@ -17603,7 +17577,7 @@
     </w:tbl>
     <w:bookmarkEnd w:id="122"/>
     <w:bookmarkEnd w:id="123"/>
-    <w:bookmarkStart w:id="126" w:name="architectural-tactics"/>
+    <w:bookmarkStart w:id="128" w:name="architectural-tactics"/>
     <w:p>
       <w:pPr>
         <w:pStyle w:val="Heading1"/>
@@ -17612,7 +17586,211 @@
         <w:t xml:space="preserve">10. Architectural Tactics</w:t>
       </w:r>
     </w:p>
-    <w:bookmarkStart w:id="124" w:name="tactic-registry"/>
+    <w:bookmarkStart w:id="124" w:name="quality-attribute-implementation-summary"/>
+    <w:p>
+      <w:pPr>
+        <w:pStyle w:val="Heading2"/>
+      </w:pPr>
+      <w:r>
+        <w:t xml:space="preserve">10.0 Quality Attribute Implementation Summary</w:t>
+      </w:r>
+    </w:p>
+    <w:p>
+      <w:pPr>
+        <w:pStyle w:val="FirstParagraph"/>
+      </w:pPr>
+      <w:r>
+        <w:t xml:space="preserve">This is the concise presentation form of the tactic registry. Each line states which quality attribute is protected and which architectural tactic implements it.</w:t>
+      </w:r>
+    </w:p>
+    <w:tbl>
+      <w:tblPr>
+        <w:tblStyle w:val="Table"/>
+        <w:tblW w:type="pct" w:w="5000"/>
+        <w:tblLayout w:type="fixed"/>
+        <w:tblLook w:firstRow="1" w:lastRow="0" w:firstColumn="0" w:lastColumn="0" w:noHBand="0" w:noVBand="0" w:val="0020"/>
+      </w:tblPr>
+      <w:tblGrid>
+        <w:gridCol w:w="2893"/>
+        <w:gridCol w:w="5026"/>
+      </w:tblGrid>
+      <w:tr>
+        <w:trPr>
+          <w:tblHeader w:val="on"/>
+        </w:trPr>
+        <w:tc>
+          <w:tcPr/>
+          <w:p>
+            <w:pPr>
+              <w:pStyle w:val="Compact"/>
+            </w:pPr>
+            <w:r>
+              <w:t xml:space="preserve">Quality Attribute</w:t>
+            </w:r>
+          </w:p>
+        </w:tc>
+        <w:tc>
+          <w:tcPr/>
+          <w:p>
+            <w:pPr>
+              <w:pStyle w:val="Compact"/>
+            </w:pPr>
+            <w:r>
+              <w:t xml:space="preserve">Implemented Tactics In NovelHub</w:t>
+            </w:r>
+          </w:p>
+        </w:tc>
+      </w:tr>
+      <w:tr>
+        <w:tc>
+          <w:tcPr/>
+          <w:p>
+            <w:pPr>
+              <w:pStyle w:val="Compact"/>
+            </w:pPr>
+            <w:r>
+              <w:t xml:space="preserve">Performance</w:t>
+            </w:r>
+          </w:p>
+        </w:tc>
+        <w:tc>
+          <w:tcPr/>
+          <w:p>
+            <w:pPr>
+              <w:pStyle w:val="Compact"/>
+            </w:pPr>
+            <w:r>
+              <w:t xml:space="preserve">Chapter reading uses RSC pages, CDN caching, and Cloudinary image optimization to meet the mobile reading target; search uses Meilisearch for the &lt; 500 ms path.</w:t>
+            </w:r>
+          </w:p>
+        </w:tc>
+      </w:tr>
+      <w:tr>
+        <w:tc>
+          <w:tcPr/>
+          <w:p>
+            <w:pPr>
+              <w:pStyle w:val="Compact"/>
+            </w:pPr>
+            <w:r>
+              <w:t xml:space="preserve">Security</w:t>
+            </w:r>
+          </w:p>
+        </w:tc>
+        <w:tc>
+          <w:tcPr/>
+          <w:p>
+            <w:pPr>
+              <w:pStyle w:val="Compact"/>
+            </w:pPr>
+            <w:r>
+              <w:t xml:space="preserve">Better Auth sessions, httpOnly cookies, role checks, server-side VIP content gating, server-side sanitization, and HMAC-verified MoMo webhooks protect accounts, premium content, and payment callbacks.</w:t>
+            </w:r>
+          </w:p>
+        </w:tc>
+      </w:tr>
+      <w:tr>
+        <w:tc>
+          <w:tcPr/>
+          <w:p>
+            <w:pPr>
+              <w:pStyle w:val="Compact"/>
+            </w:pPr>
+            <w:r>
+              <w:t xml:space="preserve">Reliability</w:t>
+            </w:r>
+          </w:p>
+        </w:tc>
+        <w:tc>
+          <w:tcPr/>
+          <w:p>
+            <w:pPr>
+              <w:pStyle w:val="Compact"/>
+            </w:pPr>
+            <w:r>
+              <w:t xml:space="preserve">Atomic Drizzle transactions, row locking on</w:t>
+            </w:r>
+            <w:r>
+              <w:t xml:space="preserve"> </w:t>
+            </w:r>
+            <w:r>
+              <w:rPr>
+                <w:rStyle w:val="VerbatimChar"/>
+              </w:rPr>
+              <w:t xml:space="preserve">users.coin_balance</w:t>
+            </w:r>
+            <w:r>
+              <w:t xml:space="preserve">, ledger writes, and idempotent webhook processing prevent partial unlocks, negative balances, and duplicate coin credits.</w:t>
+            </w:r>
+          </w:p>
+        </w:tc>
+      </w:tr>
+      <w:tr>
+        <w:tc>
+          <w:tcPr/>
+          <w:p>
+            <w:pPr>
+              <w:pStyle w:val="Compact"/>
+            </w:pPr>
+            <w:r>
+              <w:t xml:space="preserve">Availability</w:t>
+            </w:r>
+          </w:p>
+        </w:tc>
+        <w:tc>
+          <w:tcPr/>
+          <w:p>
+            <w:pPr>
+              <w:pStyle w:val="Compact"/>
+            </w:pPr>
+            <w:r>
+              <w:t xml:space="preserve">CDN stale serving keeps cached free chapters readable during origin issues; search falls back to a Drizzle</w:t>
+            </w:r>
+            <w:r>
+              <w:t xml:space="preserve"> </w:t>
+            </w:r>
+            <w:r>
+              <w:rPr>
+                <w:rStyle w:val="VerbatimChar"/>
+              </w:rPr>
+              <w:t xml:space="preserve">ilike</w:t>
+            </w:r>
+            <w:r>
+              <w:t xml:space="preserve"> </w:t>
+            </w:r>
+            <w:r>
+              <w:t xml:space="preserve">database query when Meilisearch is down.</w:t>
+            </w:r>
+          </w:p>
+        </w:tc>
+      </w:tr>
+      <w:tr>
+        <w:tc>
+          <w:tcPr/>
+          <w:p>
+            <w:pPr>
+              <w:pStyle w:val="Compact"/>
+            </w:pPr>
+            <w:r>
+              <w:t xml:space="preserve">Modifiability</w:t>
+            </w:r>
+          </w:p>
+        </w:tc>
+        <w:tc>
+          <w:tcPr/>
+          <w:p>
+            <w:pPr>
+              <w:pStyle w:val="Compact"/>
+            </w:pPr>
+            <w:r>
+              <w:t xml:space="preserve">The 4-layer Next.js full-stack monolith keeps presentation, feature modules, infrastructure, and data separate; search and payment providers are isolated behind module service functions.</w:t>
+            </w:r>
+          </w:p>
+        </w:tc>
+      </w:tr>
+    </w:tbl>
+    <w:bookmarkEnd w:id="124"/>
+    <w:bookmarkStart w:id="125" w:name="tactic-registry"/>
     <w:p>
       <w:pPr>
         <w:pStyle w:val="Heading2"/>
@@ -18423,8 +18601,8 @@
         </w:tc>
       </w:tr>
     </w:tbl>
-    <w:bookmarkEnd w:id="124"/>
-    <w:bookmarkStart w:id="125" w:name="cross-impact-matrix"/>
+    <w:bookmarkEnd w:id="125"/>
+    <w:bookmarkStart w:id="126" w:name="cross-impact-matrix"/>
     <w:p>
       <w:pPr>
         <w:pStyle w:val="Heading2"/>
@@ -19094,18 +19272,694 @@
         </w:tc>
       </w:tr>
     </w:tbl>
-    <w:bookmarkEnd w:id="125"/>
     <w:bookmarkEnd w:id="126"/>
-    <w:bookmarkStart w:id="136" w:name="architectural-decisions"/>
+    <w:bookmarkStart w:id="127" w:name="quality-assurance-traceability"/>
     <w:p>
       <w:pPr>
+        <w:pStyle w:val="Heading2"/>
+      </w:pPr>
+      <w:r>
+        <w:t xml:space="preserve">10.3 Quality Assurance Traceability</w:t>
+      </w:r>
+    </w:p>
+    <w:p>
+      <w:pPr>
+        <w:pStyle w:val="FirstParagraph"/>
+      </w:pPr>
+      <w:r>
+        <w:t xml:space="preserve">The tactics above are treated as verifiable implementation obligations, not only design notes. A quality attribute is considered covered when its tactic appears in the architecture, is implemented in the named code artifact, and is traced to RTM/API/UI evidence.</w:t>
+      </w:r>
+    </w:p>
+    <w:tbl>
+      <w:tblPr>
+        <w:tblStyle w:val="Table"/>
+        <w:tblW w:type="pct" w:w="5000"/>
+        <w:tblLayout w:type="fixed"/>
+        <w:tblLook w:firstRow="1" w:lastRow="0" w:firstColumn="0" w:lastColumn="0" w:noHBand="0" w:noVBand="0" w:val="0020"/>
+      </w:tblPr>
+      <w:tblGrid>
+        <w:gridCol w:w="1338"/>
+        <w:gridCol w:w="1227"/>
+        <w:gridCol w:w="2788"/>
+        <w:gridCol w:w="2565"/>
+      </w:tblGrid>
+      <w:tr>
+        <w:trPr>
+          <w:tblHeader w:val="on"/>
+        </w:trPr>
+        <w:tc>
+          <w:tcPr/>
+          <w:p>
+            <w:pPr>
+              <w:pStyle w:val="Compact"/>
+            </w:pPr>
+            <w:r>
+              <w:t xml:space="preserve">QA Concern</w:t>
+            </w:r>
+          </w:p>
+        </w:tc>
+        <w:tc>
+          <w:tcPr/>
+          <w:p>
+            <w:pPr>
+              <w:pStyle w:val="Compact"/>
+            </w:pPr>
+            <w:r>
+              <w:t xml:space="preserve">Tactic(s)</w:t>
+            </w:r>
+          </w:p>
+        </w:tc>
+        <w:tc>
+          <w:tcPr/>
+          <w:p>
+            <w:pPr>
+              <w:pStyle w:val="Compact"/>
+            </w:pPr>
+            <w:r>
+              <w:t xml:space="preserve">Implementation Position</w:t>
+            </w:r>
+          </w:p>
+        </w:tc>
+        <w:tc>
+          <w:tcPr/>
+          <w:p>
+            <w:pPr>
+              <w:pStyle w:val="Compact"/>
+            </w:pPr>
+            <w:r>
+              <w:t xml:space="preserve">Verification Evidence</w:t>
+            </w:r>
+          </w:p>
+        </w:tc>
+      </w:tr>
+      <w:tr>
+        <w:tc>
+          <w:tcPr/>
+          <w:p>
+            <w:pPr>
+              <w:pStyle w:val="Compact"/>
+            </w:pPr>
+            <w:r>
+              <w:t xml:space="preserve">Fast chapter reading and SEO</w:t>
+            </w:r>
+          </w:p>
+        </w:tc>
+        <w:tc>
+          <w:tcPr/>
+          <w:p>
+            <w:pPr>
+              <w:pStyle w:val="Compact"/>
+            </w:pPr>
+            <w:r>
+              <w:t xml:space="preserve">T-01, T-02, T-03, T-11</w:t>
+            </w:r>
+          </w:p>
+        </w:tc>
+        <w:tc>
+          <w:tcPr/>
+          <w:p>
+            <w:pPr>
+              <w:pStyle w:val="Compact"/>
+            </w:pPr>
+            <w:r>
+              <w:rPr>
+                <w:rStyle w:val="VerbatimChar"/>
+              </w:rPr>
+              <w:t xml:space="preserve">src/app/novels/</w:t>
+            </w:r>
+            <w:r>
+              <w:t xml:space="preserve">,</w:t>
+            </w:r>
+            <w:r>
+              <w:t xml:space="preserve"> </w:t>
+            </w:r>
+            <w:r>
+              <w:rPr>
+                <w:rStyle w:val="VerbatimChar"/>
+              </w:rPr>
+              <w:t xml:space="preserve">src/app/novels/[slug]/</w:t>
+            </w:r>
+            <w:r>
+              <w:t xml:space="preserve">,</w:t>
+            </w:r>
+            <w:r>
+              <w:t xml:space="preserve"> </w:t>
+            </w:r>
+            <w:r>
+              <w:rPr>
+                <w:rStyle w:val="VerbatimChar"/>
+              </w:rPr>
+              <w:t xml:space="preserve">src/app/novels/[slug]/chapters/[number]/</w:t>
+            </w:r>
+            <w:r>
+              <w:t xml:space="preserve">,</w:t>
+            </w:r>
+            <w:r>
+              <w:t xml:space="preserve"> </w:t>
+            </w:r>
+            <w:r>
+              <w:rPr>
+                <w:rStyle w:val="VerbatimChar"/>
+              </w:rPr>
+              <w:t xml:space="preserve">src/app/sitemap.ts</w:t>
+            </w:r>
+          </w:p>
+        </w:tc>
+        <w:tc>
+          <w:tcPr/>
+          <w:p>
+            <w:pPr>
+              <w:pStyle w:val="Compact"/>
+            </w:pPr>
+            <w:r>
+              <w:rPr>
+                <w:rStyle w:val="VerbatimChar"/>
+              </w:rPr>
+              <w:t xml:space="preserve">tests/e2e/reader-ui.spec.ts</w:t>
+            </w:r>
+            <w:r>
+              <w:t xml:space="preserve">,</w:t>
+            </w:r>
+            <w:r>
+              <w:t xml:space="preserve"> </w:t>
+            </w:r>
+            <w:r>
+              <w:rPr>
+                <w:rStyle w:val="VerbatimChar"/>
+              </w:rPr>
+              <w:t xml:space="preserve">tests/e2e/novels-ui.spec.ts</w:t>
+            </w:r>
+            <w:r>
+              <w:t xml:space="preserve">,</w:t>
+            </w:r>
+            <w:r>
+              <w:t xml:space="preserve"> </w:t>
+            </w:r>
+            <w:r>
+              <w:rPr>
+                <w:rStyle w:val="VerbatimChar"/>
+              </w:rPr>
+              <w:t xml:space="preserve">tests/api/nfr-api.spec.ts</w:t>
+            </w:r>
+            <w:r>
+              <w:t xml:space="preserve">, RTM UC-07 to UC-11 and NFR rows</w:t>
+            </w:r>
+          </w:p>
+        </w:tc>
+      </w:tr>
+      <w:tr>
+        <w:tc>
+          <w:tcPr/>
+          <w:p>
+            <w:pPr>
+              <w:pStyle w:val="Compact"/>
+            </w:pPr>
+            <w:r>
+              <w:t xml:space="preserve">VIP content protection</w:t>
+            </w:r>
+          </w:p>
+        </w:tc>
+        <w:tc>
+          <w:tcPr/>
+          <w:p>
+            <w:pPr>
+              <w:pStyle w:val="Compact"/>
+            </w:pPr>
+            <w:r>
+              <w:t xml:space="preserve">T-01, T-05, T-06, T-07</w:t>
+            </w:r>
+          </w:p>
+        </w:tc>
+        <w:tc>
+          <w:tcPr/>
+          <w:p>
+            <w:pPr>
+              <w:pStyle w:val="Compact"/>
+            </w:pPr>
+            <w:r>
+              <w:t xml:space="preserve">Chapter RSC page calls monetization access checks before rendering content; unlock API routes through</w:t>
+            </w:r>
+            <w:r>
+              <w:t xml:space="preserve"> </w:t>
+            </w:r>
+            <w:r>
+              <w:rPr>
+                <w:rStyle w:val="VerbatimChar"/>
+              </w:rPr>
+              <w:t xml:space="preserve">src/modules/monetization/services/unlock.service.ts</w:t>
+            </w:r>
+          </w:p>
+        </w:tc>
+        <w:tc>
+          <w:tcPr/>
+          <w:p>
+            <w:pPr>
+              <w:pStyle w:val="Compact"/>
+            </w:pPr>
+            <w:r>
+              <w:rPr>
+                <w:rStyle w:val="VerbatimChar"/>
+              </w:rPr>
+              <w:t xml:space="preserve">tests/e2e/reader-ui.spec.ts</w:t>
+            </w:r>
+            <w:r>
+              <w:t xml:space="preserve">,</w:t>
+            </w:r>
+            <w:r>
+              <w:t xml:space="preserve"> </w:t>
+            </w:r>
+            <w:r>
+              <w:rPr>
+                <w:rStyle w:val="VerbatimChar"/>
+              </w:rPr>
+              <w:t xml:space="preserve">tests/api/payments-api.spec.ts</w:t>
+            </w:r>
+            <w:r>
+              <w:t xml:space="preserve">, RTM UC-09 and UC-18</w:t>
+            </w:r>
+          </w:p>
+        </w:tc>
+      </w:tr>
+      <w:tr>
+        <w:tc>
+          <w:tcPr/>
+          <w:p>
+            <w:pPr>
+              <w:pStyle w:val="Compact"/>
+            </w:pPr>
+            <w:r>
+              <w:t xml:space="preserve">Coin balance integrity</w:t>
+            </w:r>
+          </w:p>
+        </w:tc>
+        <w:tc>
+          <w:tcPr/>
+          <w:p>
+            <w:pPr>
+              <w:pStyle w:val="Compact"/>
+            </w:pPr>
+            <w:r>
+              <w:t xml:space="preserve">T-06, T-07</w:t>
+            </w:r>
+          </w:p>
+        </w:tc>
+        <w:tc>
+          <w:tcPr/>
+          <w:p>
+            <w:pPr>
+              <w:pStyle w:val="Compact"/>
+            </w:pPr>
+            <w:r>
+              <w:rPr>
+                <w:rStyle w:val="VerbatimChar"/>
+              </w:rPr>
+              <w:t xml:space="preserve">unlockChapter()</w:t>
+            </w:r>
+            <w:r>
+              <w:t xml:space="preserve"> </w:t>
+            </w:r>
+            <w:r>
+              <w:t xml:space="preserve">performs balance read, debit, unlock insert, and ledger insert inside one transaction;</w:t>
+            </w:r>
+            <w:r>
+              <w:t xml:space="preserve"> </w:t>
+            </w:r>
+            <w:r>
+              <w:rPr>
+                <w:rStyle w:val="VerbatimChar"/>
+              </w:rPr>
+              <w:t xml:space="preserve">coin_balance</w:t>
+            </w:r>
+            <w:r>
+              <w:t xml:space="preserve"> </w:t>
+            </w:r>
+            <w:r>
+              <w:t xml:space="preserve">is never cached</w:t>
+            </w:r>
+          </w:p>
+        </w:tc>
+        <w:tc>
+          <w:tcPr/>
+          <w:p>
+            <w:pPr>
+              <w:pStyle w:val="Compact"/>
+            </w:pPr>
+            <w:r>
+              <w:rPr>
+                <w:rStyle w:val="VerbatimChar"/>
+              </w:rPr>
+              <w:t xml:space="preserve">tests/api/payments-api.spec.ts</w:t>
+            </w:r>
+            <w:r>
+              <w:t xml:space="preserve">,</w:t>
+            </w:r>
+            <w:r>
+              <w:t xml:space="preserve"> </w:t>
+            </w:r>
+            <w:r>
+              <w:rPr>
+                <w:rStyle w:val="VerbatimChar"/>
+              </w:rPr>
+              <w:t xml:space="preserve">tests/e2e/payments-ui.spec.ts</w:t>
+            </w:r>
+            <w:r>
+              <w:t xml:space="preserve">, RTM UC-16 to UC-18</w:t>
+            </w:r>
+          </w:p>
+        </w:tc>
+      </w:tr>
+      <w:tr>
+        <w:tc>
+          <w:tcPr/>
+          <w:p>
+            <w:pPr>
+              <w:pStyle w:val="Compact"/>
+            </w:pPr>
+            <w:r>
+              <w:t xml:space="preserve">Payment correctness</w:t>
+            </w:r>
+          </w:p>
+        </w:tc>
+        <w:tc>
+          <w:tcPr/>
+          <w:p>
+            <w:pPr>
+              <w:pStyle w:val="Compact"/>
+            </w:pPr>
+            <w:r>
+              <w:t xml:space="preserve">T-06, T-08</w:t>
+            </w:r>
+          </w:p>
+        </w:tc>
+        <w:tc>
+          <w:tcPr/>
+          <w:p>
+            <w:pPr>
+              <w:pStyle w:val="Compact"/>
+            </w:pPr>
+            <w:r>
+              <w:rPr>
+                <w:rStyle w:val="VerbatimChar"/>
+              </w:rPr>
+              <w:t xml:space="preserve">src/modules/monetization/services/momo.service.ts</w:t>
+            </w:r>
+            <w:r>
+              <w:t xml:space="preserve"> </w:t>
+            </w:r>
+            <w:r>
+              <w:t xml:space="preserve">verifies webhook state and updates payment, balance, and ledger atomically</w:t>
+            </w:r>
+          </w:p>
+        </w:tc>
+        <w:tc>
+          <w:tcPr/>
+          <w:p>
+            <w:pPr>
+              <w:pStyle w:val="Compact"/>
+            </w:pPr>
+            <w:r>
+              <w:rPr>
+                <w:rStyle w:val="VerbatimChar"/>
+              </w:rPr>
+              <w:t xml:space="preserve">tests/api/payments-api.spec.ts</w:t>
+            </w:r>
+            <w:r>
+              <w:t xml:space="preserve">,</w:t>
+            </w:r>
+            <w:r>
+              <w:t xml:space="preserve"> </w:t>
+            </w:r>
+            <w:r>
+              <w:rPr>
+                <w:rStyle w:val="VerbatimChar"/>
+              </w:rPr>
+              <w:t xml:space="preserve">tests/e2e/payments-ui.spec.ts</w:t>
+            </w:r>
+            <w:r>
+              <w:t xml:space="preserve">, RTM UC-17</w:t>
+            </w:r>
+          </w:p>
+        </w:tc>
+      </w:tr>
+      <w:tr>
+        <w:tc>
+          <w:tcPr/>
+          <w:p>
+            <w:pPr>
+              <w:pStyle w:val="Compact"/>
+            </w:pPr>
+            <w:r>
+              <w:t xml:space="preserve">Search degradation</w:t>
+            </w:r>
+          </w:p>
+        </w:tc>
+        <w:tc>
+          <w:tcPr/>
+          <w:p>
+            <w:pPr>
+              <w:pStyle w:val="Compact"/>
+            </w:pPr>
+            <w:r>
+              <w:t xml:space="preserve">T-09, T-10</w:t>
+            </w:r>
+          </w:p>
+        </w:tc>
+        <w:tc>
+          <w:tcPr/>
+          <w:p>
+            <w:pPr>
+              <w:pStyle w:val="Compact"/>
+            </w:pPr>
+            <w:r>
+              <w:rPr>
+                <w:rStyle w:val="VerbatimChar"/>
+              </w:rPr>
+              <w:t xml:space="preserve">src/modules/search/services/search.service.ts</w:t>
+            </w:r>
+            <w:r>
+              <w:t xml:space="preserve"> </w:t>
+            </w:r>
+            <w:r>
+              <w:t xml:space="preserve">uses Meilisearch first and falls back to Drizzle</w:t>
+            </w:r>
+            <w:r>
+              <w:t xml:space="preserve"> </w:t>
+            </w:r>
+            <w:r>
+              <w:rPr>
+                <w:rStyle w:val="VerbatimChar"/>
+              </w:rPr>
+              <w:t xml:space="preserve">ilike</w:t>
+            </w:r>
+            <w:r>
+              <w:t xml:space="preserve"> </w:t>
+            </w:r>
+            <w:r>
+              <w:t xml:space="preserve">when unavailable</w:t>
+            </w:r>
+          </w:p>
+        </w:tc>
+        <w:tc>
+          <w:tcPr/>
+          <w:p>
+            <w:pPr>
+              <w:pStyle w:val="Compact"/>
+            </w:pPr>
+            <w:r>
+              <w:rPr>
+                <w:rStyle w:val="VerbatimChar"/>
+              </w:rPr>
+              <w:t xml:space="preserve">tests/e2e/novels-ui.spec.ts</w:t>
+            </w:r>
+            <w:r>
+              <w:t xml:space="preserve">,</w:t>
+            </w:r>
+            <w:r>
+              <w:t xml:space="preserve"> </w:t>
+            </w:r>
+            <w:r>
+              <w:rPr>
+                <w:rStyle w:val="VerbatimChar"/>
+              </w:rPr>
+              <w:t xml:space="preserve">tests/e2e/public.spec.ts</w:t>
+            </w:r>
+            <w:r>
+              <w:t xml:space="preserve">, RTM UC-10</w:t>
+            </w:r>
+          </w:p>
+        </w:tc>
+      </w:tr>
+      <w:tr>
+        <w:tc>
+          <w:tcPr/>
+          <w:p>
+            <w:pPr>
+              <w:pStyle w:val="Compact"/>
+            </w:pPr>
+            <w:r>
+              <w:t xml:space="preserve">Curator/admin control</w:t>
+            </w:r>
+          </w:p>
+        </w:tc>
+        <w:tc>
+          <w:tcPr/>
+          <w:p>
+            <w:pPr>
+              <w:pStyle w:val="Compact"/>
+            </w:pPr>
+            <w:r>
+              <w:t xml:space="preserve">T-04, T-05, T-12, T-13</w:t>
+            </w:r>
+          </w:p>
+        </w:tc>
+        <w:tc>
+          <w:tcPr/>
+          <w:p>
+            <w:pPr>
+              <w:pStyle w:val="Compact"/>
+            </w:pPr>
+            <w:r>
+              <w:rPr>
+                <w:rStyle w:val="VerbatimChar"/>
+              </w:rPr>
+              <w:t xml:space="preserve">src/middleware.ts</w:t>
+            </w:r>
+            <w:r>
+              <w:t xml:space="preserve">, curator routes, admin module services, and audit log writes guard privileged actions</w:t>
+            </w:r>
+          </w:p>
+        </w:tc>
+        <w:tc>
+          <w:tcPr/>
+          <w:p>
+            <w:pPr>
+              <w:pStyle w:val="Compact"/>
+            </w:pPr>
+            <w:r>
+              <w:rPr>
+                <w:rStyle w:val="VerbatimChar"/>
+              </w:rPr>
+              <w:t xml:space="preserve">tests/e2e/auth-gates.spec.ts</w:t>
+            </w:r>
+            <w:r>
+              <w:t xml:space="preserve">,</w:t>
+            </w:r>
+            <w:r>
+              <w:t xml:space="preserve"> </w:t>
+            </w:r>
+            <w:r>
+              <w:rPr>
+                <w:rStyle w:val="VerbatimChar"/>
+              </w:rPr>
+              <w:t xml:space="preserve">tests/e2e/curator-ui.spec.ts</w:t>
+            </w:r>
+            <w:r>
+              <w:t xml:space="preserve">,</w:t>
+            </w:r>
+            <w:r>
+              <w:t xml:space="preserve"> </w:t>
+            </w:r>
+            <w:r>
+              <w:rPr>
+                <w:rStyle w:val="VerbatimChar"/>
+              </w:rPr>
+              <w:t xml:space="preserve">tests/e2e/admin-ui.spec.ts</w:t>
+            </w:r>
+            <w:r>
+              <w:t xml:space="preserve">,</w:t>
+            </w:r>
+            <w:r>
+              <w:t xml:space="preserve"> </w:t>
+            </w:r>
+            <w:r>
+              <w:rPr>
+                <w:rStyle w:val="VerbatimChar"/>
+              </w:rPr>
+              <w:t xml:space="preserve">tests/api/admin-api.spec.ts</w:t>
+            </w:r>
+            <w:r>
+              <w:t xml:space="preserve">, RTM UC-21 to UC-23</w:t>
+            </w:r>
+          </w:p>
+        </w:tc>
+      </w:tr>
+      <w:tr>
+        <w:tc>
+          <w:tcPr/>
+          <w:p>
+            <w:pPr>
+              <w:pStyle w:val="Compact"/>
+            </w:pPr>
+            <w:r>
+              <w:t xml:space="preserve">Module modifiability</w:t>
+            </w:r>
+          </w:p>
+        </w:tc>
+        <w:tc>
+          <w:tcPr/>
+          <w:p>
+            <w:pPr>
+              <w:pStyle w:val="Compact"/>
+            </w:pPr>
+            <w:r>
+              <w:t xml:space="preserve">T-10 plus AD-D-04</w:t>
+            </w:r>
+          </w:p>
+        </w:tc>
+        <w:tc>
+          <w:tcPr/>
+          <w:p>
+            <w:pPr>
+              <w:pStyle w:val="Compact"/>
+            </w:pPr>
+            <w:r>
+              <w:t xml:space="preserve">Feature code stays inside</w:t>
+            </w:r>
+            <w:r>
+              <w:t xml:space="preserve"> </w:t>
+            </w:r>
+            <w:r>
+              <w:rPr>
+                <w:rStyle w:val="VerbatimChar"/>
+              </w:rPr>
+              <w:t xml:space="preserve">src/modules/*</w:t>
+            </w:r>
+            <w:r>
+              <w:t xml:space="preserve">; callers use exported module functions instead of internal schemas/helpers</w:t>
+            </w:r>
+          </w:p>
+        </w:tc>
+        <w:tc>
+          <w:tcPr/>
+          <w:p>
+            <w:pPr>
+              <w:pStyle w:val="Compact"/>
+            </w:pPr>
+            <w:r>
+              <w:rPr>
+                <w:rStyle w:val="VerbatimChar"/>
+              </w:rPr>
+              <w:t xml:space="preserve">npm run lint</w:t>
+            </w:r>
+            <w:r>
+              <w:t xml:space="preserve">, code review checklist, RTM architecture rows</w:t>
+            </w:r>
+          </w:p>
+        </w:tc>
+      </w:tr>
+    </w:tbl>
+    <w:bookmarkEnd w:id="127"/>
+    <w:bookmarkEnd w:id="128"/>
+    <w:bookmarkStart w:id="139" w:name="architectural-decisions"/>
+    <w:p>
+      <w:pPr>
         <w:pStyle w:val="Heading1"/>
       </w:pPr>
       <w:r>
         <w:t xml:space="preserve">11. Architectural Decisions</w:t>
       </w:r>
     </w:p>
-    <w:bookmarkStart w:id="127" w:name="Xbac557e1c170df546f2f307b5688d6d54fb66fb"/>
+    <w:bookmarkStart w:id="129" w:name="Xbac557e1c170df546f2f307b5688d6d54fb66fb"/>
     <w:p>
       <w:pPr>
         <w:pStyle w:val="Heading2"/>
@@ -19203,7 +20057,7 @@
               <w:pStyle w:val="Compact"/>
             </w:pPr>
             <w:r>
-              <w:t xml:space="preserve">G-01 (chapter load speed), G-03 (SEO), G-06 (solo dev), DR-05 (SSR for crawlers)</w:t>
+              <w:t xml:space="preserve">G-01 (chapter load speed), G-03 (SEO), G-06 (solo dev), DR-05 (SSR for crawlers), AD-01 (chapter read latency), AD-06 (search engine indexability)</w:t>
             </w:r>
           </w:p>
         </w:tc>
@@ -19231,7 +20085,7 @@
               <w:pStyle w:val="Compact"/>
             </w:pPr>
             <w:r>
-              <w:t xml:space="preserve">App Router RSC eliminates client-side hydration for content-heavy pages. API Routes co-deployed with the frontend eliminate a separate backend deployment.</w:t>
+              <w:t xml:space="preserve">App Router RSC eliminates client-side hydration for content-heavy pages, satisfying AD-01 (read latency &lt; 1.5 s). API Routes co-deployed with the frontend eliminate a separate backend deployment. The</w:t>
             </w:r>
             <w:r>
               <w:t xml:space="preserve"> </w:t>
@@ -19246,7 +20100,31 @@
               <w:t xml:space="preserve"> </w:t>
             </w:r>
             <w:r>
-              <w:t xml:space="preserve">solves SEO natively.</w:t>
+              <w:t xml:space="preserve">API produces correct</w:t>
+            </w:r>
+            <w:r>
+              <w:t xml:space="preserve"> </w:t>
+            </w:r>
+            <w:r>
+              <w:rPr>
+                <w:rStyle w:val="VerbatimChar"/>
+              </w:rPr>
+              <w:t xml:space="preserve">og:title</w:t>
+            </w:r>
+            <w:r>
+              <w:t xml:space="preserve">,</w:t>
+            </w:r>
+            <w:r>
+              <w:t xml:space="preserve"> </w:t>
+            </w:r>
+            <w:r>
+              <w:rPr>
+                <w:rStyle w:val="VerbatimChar"/>
+              </w:rPr>
+              <w:t xml:space="preserve">og:description</w:t>
+            </w:r>
+            <w:r>
+              <w:t xml:space="preserve">, and canonical URL on every server-rendered response, directly satisfying AD-06 (Search Engine Indexability) via tactic T-11.</w:t>
             </w:r>
           </w:p>
         </w:tc>
@@ -19308,8 +20186,8 @@
         </w:tc>
       </w:tr>
     </w:tbl>
-    <w:bookmarkEnd w:id="127"/>
-    <w:bookmarkStart w:id="128" w:name="ad-d-02-drizzle-orm-over-prisma"/>
+    <w:bookmarkEnd w:id="129"/>
+    <w:bookmarkStart w:id="130" w:name="ad-d-02-drizzle-orm-over-prisma"/>
     <w:p>
       <w:pPr>
         <w:pStyle w:val="Heading2"/>
@@ -19499,8 +20377,8 @@
         </w:tc>
       </w:tr>
     </w:tbl>
-    <w:bookmarkEnd w:id="128"/>
-    <w:bookmarkStart w:id="129" w:name="Xde6db030ebbb71004c4135ffd7b17a0b3ccbd5d"/>
+    <w:bookmarkEnd w:id="130"/>
+    <w:bookmarkStart w:id="131" w:name="Xde6db030ebbb71004c4135ffd7b17a0b3ccbd5d"/>
     <w:p>
       <w:pPr>
         <w:pStyle w:val="Heading2"/>
@@ -19672,8 +20550,8 @@
         </w:tc>
       </w:tr>
     </w:tbl>
-    <w:bookmarkEnd w:id="129"/>
-    <w:bookmarkStart w:id="130" w:name="ad-d-04-module-isolation-by-convention"/>
+    <w:bookmarkEnd w:id="131"/>
+    <w:bookmarkStart w:id="132" w:name="ad-d-04-module-isolation-by-convention"/>
     <w:p>
       <w:pPr>
         <w:pStyle w:val="Heading2"/>
@@ -19872,8 +20750,8 @@
         </w:tc>
       </w:tr>
     </w:tbl>
-    <w:bookmarkEnd w:id="130"/>
-    <w:bookmarkStart w:id="131" w:name="ad-d-05-better-auth-over-custom-jwt"/>
+    <w:bookmarkEnd w:id="132"/>
+    <w:bookmarkStart w:id="133" w:name="ad-d-05-better-auth-over-custom-jwt"/>
     <w:p>
       <w:pPr>
         <w:pStyle w:val="Heading2"/>
@@ -20045,8 +20923,8 @@
         </w:tc>
       </w:tr>
     </w:tbl>
-    <w:bookmarkEnd w:id="131"/>
-    <w:bookmarkStart w:id="132" w:name="X77693e668b519cd890db8cb02c297371c6eac8d"/>
+    <w:bookmarkEnd w:id="133"/>
+    <w:bookmarkStart w:id="134" w:name="X77693e668b519cd890db8cb02c297371c6eac8d"/>
     <w:p>
       <w:pPr>
         <w:pStyle w:val="Heading2"/>
@@ -20206,8 +21084,8 @@
         </w:tc>
       </w:tr>
     </w:tbl>
-    <w:bookmarkEnd w:id="132"/>
-    <w:bookmarkStart w:id="133" w:name="Xcb2c9b518ea1c08f742680f24b1ba232da1782c"/>
+    <w:bookmarkEnd w:id="134"/>
+    <w:bookmarkStart w:id="135" w:name="Xcb2c9b518ea1c08f742680f24b1ba232da1782c"/>
     <w:p>
       <w:pPr>
         <w:pStyle w:val="Heading2"/>
@@ -20382,8 +21260,8 @@
         </w:tc>
       </w:tr>
     </w:tbl>
-    <w:bookmarkEnd w:id="133"/>
-    <w:bookmarkStart w:id="134" w:name="ad-d-08-server-side-content-sanitization"/>
+    <w:bookmarkEnd w:id="135"/>
+    <w:bookmarkStart w:id="136" w:name="ad-d-08-server-side-content-sanitization"/>
     <w:p>
       <w:pPr>
         <w:pStyle w:val="Heading2"/>
@@ -20558,8 +21436,8 @@
         </w:tc>
       </w:tr>
     </w:tbl>
-    <w:bookmarkEnd w:id="134"/>
-    <w:bookmarkStart w:id="135" w:name="X3dc98ce5dda73dea8849bc60327b0a3d9f67f9d"/>
+    <w:bookmarkEnd w:id="136"/>
+    <w:bookmarkStart w:id="137" w:name="X3dc98ce5dda73dea8849bc60327b0a3d9f67f9d"/>
     <w:p>
       <w:pPr>
         <w:pStyle w:val="Heading2"/>
@@ -20734,18 +21612,746 @@
         </w:tc>
       </w:tr>
     </w:tbl>
-    <w:bookmarkEnd w:id="135"/>
-    <w:bookmarkEnd w:id="136"/>
-    <w:bookmarkStart w:id="141" w:name="add-iteration-log"/>
+    <w:bookmarkEnd w:id="137"/>
+    <w:bookmarkStart w:id="138" w:name="design-pattern-manifestations"/>
     <w:p>
       <w:pPr>
+        <w:pStyle w:val="Heading2"/>
+      </w:pPr>
+      <w:r>
+        <w:t xml:space="preserve">Design Pattern Manifestations</w:t>
+      </w:r>
+    </w:p>
+    <w:p>
+      <w:pPr>
+        <w:pStyle w:val="FirstParagraph"/>
+      </w:pPr>
+      <w:r>
+        <w:t xml:space="preserve">The following GoF and enterprise patterns appear in the implementation. They are listed here for traceability; each pattern is a consequence of an architectural decision or tactic already documented above — not an independent design choice.</w:t>
+      </w:r>
+    </w:p>
+    <w:tbl>
+      <w:tblPr>
+        <w:tblStyle w:val="Table"/>
+        <w:tblW w:type="pct" w:w="5000"/>
+        <w:tblLayout w:type="fixed"/>
+        <w:tblLook w:firstRow="1" w:lastRow="0" w:firstColumn="0" w:lastColumn="0" w:noHBand="0" w:noVBand="0" w:val="0020"/>
+      </w:tblPr>
+      <w:tblGrid>
+        <w:gridCol w:w="1208"/>
+        <w:gridCol w:w="2282"/>
+        <w:gridCol w:w="1745"/>
+        <w:gridCol w:w="2684"/>
+      </w:tblGrid>
+      <w:tr>
+        <w:trPr>
+          <w:tblHeader w:val="on"/>
+        </w:trPr>
+        <w:tc>
+          <w:tcPr/>
+          <w:p>
+            <w:pPr>
+              <w:pStyle w:val="Compact"/>
+            </w:pPr>
+            <w:r>
+              <w:t xml:space="preserve">Pattern</w:t>
+            </w:r>
+          </w:p>
+        </w:tc>
+        <w:tc>
+          <w:tcPr/>
+          <w:p>
+            <w:pPr>
+              <w:pStyle w:val="Compact"/>
+            </w:pPr>
+            <w:r>
+              <w:t xml:space="preserve">Where It Appears</w:t>
+            </w:r>
+          </w:p>
+        </w:tc>
+        <w:tc>
+          <w:tcPr/>
+          <w:p>
+            <w:pPr>
+              <w:pStyle w:val="Compact"/>
+            </w:pPr>
+            <w:r>
+              <w:t xml:space="preserve">Key File(s)</w:t>
+            </w:r>
+          </w:p>
+        </w:tc>
+        <w:tc>
+          <w:tcPr/>
+          <w:p>
+            <w:pPr>
+              <w:pStyle w:val="Compact"/>
+            </w:pPr>
+            <w:r>
+              <w:t xml:space="preserve">Architectural Link</w:t>
+            </w:r>
+          </w:p>
+        </w:tc>
+      </w:tr>
+      <w:tr>
+        <w:tc>
+          <w:tcPr/>
+          <w:p>
+            <w:pPr>
+              <w:pStyle w:val="Compact"/>
+            </w:pPr>
+            <w:r>
+              <w:rPr>
+                <w:b/>
+                <w:bCs/>
+              </w:rPr>
+              <w:t xml:space="preserve">Repository</w:t>
+            </w:r>
+          </w:p>
+        </w:tc>
+        <w:tc>
+          <w:tcPr/>
+          <w:p>
+            <w:pPr>
+              <w:pStyle w:val="Compact"/>
+            </w:pPr>
+            <w:r>
+              <w:t xml:space="preserve">Each module exposes named service functions (</w:t>
+            </w:r>
+            <w:r>
+              <w:rPr>
+                <w:rStyle w:val="VerbatimChar"/>
+              </w:rPr>
+              <w:t xml:space="preserve">getNovel()</w:t>
+            </w:r>
+            <w:r>
+              <w:t xml:space="preserve">,</w:t>
+            </w:r>
+            <w:r>
+              <w:t xml:space="preserve"> </w:t>
+            </w:r>
+            <w:r>
+              <w:rPr>
+                <w:rStyle w:val="VerbatimChar"/>
+              </w:rPr>
+              <w:t xml:space="preserve">listChaptersByNovel()</w:t>
+            </w:r>
+            <w:r>
+              <w:t xml:space="preserve">,</w:t>
+            </w:r>
+            <w:r>
+              <w:t xml:space="preserve"> </w:t>
+            </w:r>
+            <w:r>
+              <w:rPr>
+                <w:rStyle w:val="VerbatimChar"/>
+              </w:rPr>
+              <w:t xml:space="preserve">unlockChapter()</w:t>
+            </w:r>
+            <w:r>
+              <w:t xml:space="preserve">) that abstract all Drizzle queries; no page or API route imports from</w:t>
+            </w:r>
+            <w:r>
+              <w:t xml:space="preserve"> </w:t>
+            </w:r>
+            <w:r>
+              <w:rPr>
+                <w:rStyle w:val="VerbatimChar"/>
+              </w:rPr>
+              <w:t xml:space="preserve">src/db/schema/</w:t>
+            </w:r>
+            <w:r>
+              <w:t xml:space="preserve"> </w:t>
+            </w:r>
+            <w:r>
+              <w:t xml:space="preserve">directly</w:t>
+            </w:r>
+          </w:p>
+        </w:tc>
+        <w:tc>
+          <w:tcPr/>
+          <w:p>
+            <w:pPr>
+              <w:pStyle w:val="Compact"/>
+            </w:pPr>
+            <w:r>
+              <w:rPr>
+                <w:rStyle w:val="VerbatimChar"/>
+              </w:rPr>
+              <w:t xml:space="preserve">src/modules/content/services/novel.service.ts</w:t>
+            </w:r>
+            <w:r>
+              <w:t xml:space="preserve">,</w:t>
+            </w:r>
+            <w:r>
+              <w:t xml:space="preserve"> </w:t>
+            </w:r>
+            <w:r>
+              <w:rPr>
+                <w:rStyle w:val="VerbatimChar"/>
+              </w:rPr>
+              <w:t xml:space="preserve">chapter.service.ts</w:t>
+            </w:r>
+            <w:r>
+              <w:t xml:space="preserve">;</w:t>
+            </w:r>
+            <w:r>
+              <w:t xml:space="preserve"> </w:t>
+            </w:r>
+            <w:r>
+              <w:rPr>
+                <w:rStyle w:val="VerbatimChar"/>
+              </w:rPr>
+              <w:t xml:space="preserve">src/modules/monetization/services/unlock.service.ts</w:t>
+            </w:r>
+          </w:p>
+        </w:tc>
+        <w:tc>
+          <w:tcPr/>
+          <w:p>
+            <w:pPr>
+              <w:pStyle w:val="Compact"/>
+            </w:pPr>
+            <w:r>
+              <w:t xml:space="preserve">DC-01 (no schema imports from presentation), AD-D-04 (module isolation)</w:t>
+            </w:r>
+          </w:p>
+        </w:tc>
+      </w:tr>
+      <w:tr>
+        <w:tc>
+          <w:tcPr/>
+          <w:p>
+            <w:pPr>
+              <w:pStyle w:val="Compact"/>
+            </w:pPr>
+            <w:r>
+              <w:rPr>
+                <w:b/>
+                <w:bCs/>
+              </w:rPr>
+              <w:t xml:space="preserve">Facade</w:t>
+            </w:r>
+          </w:p>
+        </w:tc>
+        <w:tc>
+          <w:tcPr/>
+          <w:p>
+            <w:pPr>
+              <w:pStyle w:val="Compact"/>
+            </w:pPr>
+            <w:r>
+              <w:t xml:space="preserve">Each module’s</w:t>
+            </w:r>
+            <w:r>
+              <w:t xml:space="preserve"> </w:t>
+            </w:r>
+            <w:r>
+              <w:rPr>
+                <w:rStyle w:val="VerbatimChar"/>
+              </w:rPr>
+              <w:t xml:space="preserve">index.ts</w:t>
+            </w:r>
+            <w:r>
+              <w:t xml:space="preserve"> </w:t>
+            </w:r>
+            <w:r>
+              <w:t xml:space="preserve">re-exports only its public service functions; internal folder structure and helper functions are not visible to callers</w:t>
+            </w:r>
+          </w:p>
+        </w:tc>
+        <w:tc>
+          <w:tcPr/>
+          <w:p>
+            <w:pPr>
+              <w:pStyle w:val="Compact"/>
+            </w:pPr>
+            <w:r>
+              <w:rPr>
+                <w:rStyle w:val="VerbatimChar"/>
+              </w:rPr>
+              <w:t xml:space="preserve">src/modules/content/index.ts</w:t>
+            </w:r>
+            <w:r>
+              <w:t xml:space="preserve">,</w:t>
+            </w:r>
+            <w:r>
+              <w:t xml:space="preserve"> </w:t>
+            </w:r>
+            <w:r>
+              <w:rPr>
+                <w:rStyle w:val="VerbatimChar"/>
+              </w:rPr>
+              <w:t xml:space="preserve">src/modules/monetization/index.ts</w:t>
+            </w:r>
+            <w:r>
+              <w:t xml:space="preserve">,</w:t>
+            </w:r>
+            <w:r>
+              <w:t xml:space="preserve"> </w:t>
+            </w:r>
+            <w:r>
+              <w:rPr>
+                <w:rStyle w:val="VerbatimChar"/>
+              </w:rPr>
+              <w:t xml:space="preserve">src/modules/reader/index.ts</w:t>
+            </w:r>
+            <w:r>
+              <w:t xml:space="preserve">,</w:t>
+            </w:r>
+            <w:r>
+              <w:t xml:space="preserve"> </w:t>
+            </w:r>
+            <w:r>
+              <w:rPr>
+                <w:rStyle w:val="VerbatimChar"/>
+              </w:rPr>
+              <w:t xml:space="preserve">src/modules/search/index.ts</w:t>
+            </w:r>
+          </w:p>
+        </w:tc>
+        <w:tc>
+          <w:tcPr/>
+          <w:p>
+            <w:pPr>
+              <w:pStyle w:val="Compact"/>
+            </w:pPr>
+            <w:r>
+              <w:t xml:space="preserve">DC-02 (no cross-module imports), AD-D-04</w:t>
+            </w:r>
+          </w:p>
+        </w:tc>
+      </w:tr>
+      <w:tr>
+        <w:tc>
+          <w:tcPr/>
+          <w:p>
+            <w:pPr>
+              <w:pStyle w:val="Compact"/>
+            </w:pPr>
+            <w:r>
+              <w:rPr>
+                <w:b/>
+                <w:bCs/>
+              </w:rPr>
+              <w:t xml:space="preserve">Strategy</w:t>
+            </w:r>
+          </w:p>
+        </w:tc>
+        <w:tc>
+          <w:tcPr/>
+          <w:p>
+            <w:pPr>
+              <w:pStyle w:val="Compact"/>
+            </w:pPr>
+            <w:r>
+              <w:rPr>
+                <w:rStyle w:val="VerbatimChar"/>
+              </w:rPr>
+              <w:t xml:space="preserve">searchNovels()</w:t>
+            </w:r>
+            <w:r>
+              <w:t xml:space="preserve"> </w:t>
+            </w:r>
+            <w:r>
+              <w:t xml:space="preserve">selects between two interchangeable search strategies at runtime: Meilisearch (primary, typo-tolerant) and Drizzle</w:t>
+            </w:r>
+            <w:r>
+              <w:t xml:space="preserve"> </w:t>
+            </w:r>
+            <w:r>
+              <w:rPr>
+                <w:rStyle w:val="VerbatimChar"/>
+              </w:rPr>
+              <w:t xml:space="preserve">ilike</w:t>
+            </w:r>
+            <w:r>
+              <w:t xml:space="preserve"> </w:t>
+            </w:r>
+            <w:r>
+              <w:t xml:space="preserve">(fallback, &lt; 1 s)</w:t>
+            </w:r>
+          </w:p>
+        </w:tc>
+        <w:tc>
+          <w:tcPr/>
+          <w:p>
+            <w:pPr>
+              <w:pStyle w:val="Compact"/>
+            </w:pPr>
+            <w:r>
+              <w:rPr>
+                <w:rStyle w:val="VerbatimChar"/>
+              </w:rPr>
+              <w:t xml:space="preserve">src/modules/search/services/search.service.ts</w:t>
+            </w:r>
+          </w:p>
+        </w:tc>
+        <w:tc>
+          <w:tcPr/>
+          <w:p>
+            <w:pPr>
+              <w:pStyle w:val="Compact"/>
+            </w:pPr>
+            <w:r>
+              <w:t xml:space="preserve">AD-05, T-09, T-10, AD-D-07</w:t>
+            </w:r>
+          </w:p>
+        </w:tc>
+      </w:tr>
+      <w:tr>
+        <w:tc>
+          <w:tcPr/>
+          <w:p>
+            <w:pPr>
+              <w:pStyle w:val="Compact"/>
+            </w:pPr>
+            <w:r>
+              <w:rPr>
+                <w:b/>
+                <w:bCs/>
+              </w:rPr>
+              <w:t xml:space="preserve">Middleware / Chain of Responsibility</w:t>
+            </w:r>
+          </w:p>
+        </w:tc>
+        <w:tc>
+          <w:tcPr/>
+          <w:p>
+            <w:pPr>
+              <w:pStyle w:val="Compact"/>
+            </w:pPr>
+            <w:r>
+              <w:rPr>
+                <w:rStyle w:val="VerbatimChar"/>
+              </w:rPr>
+              <w:t xml:space="preserve">src/middleware.ts</w:t>
+            </w:r>
+            <w:r>
+              <w:t xml:space="preserve"> </w:t>
+            </w:r>
+            <w:r>
+              <w:t xml:space="preserve">forms a three-stage chain — path classifier → session check → role check — before any handler executes; pages redirect on failure, API routes return 401/403</w:t>
+            </w:r>
+          </w:p>
+        </w:tc>
+        <w:tc>
+          <w:tcPr/>
+          <w:p>
+            <w:pPr>
+              <w:pStyle w:val="Compact"/>
+            </w:pPr>
+            <w:r>
+              <w:rPr>
+                <w:rStyle w:val="VerbatimChar"/>
+              </w:rPr>
+              <w:t xml:space="preserve">src/middleware.ts</w:t>
+            </w:r>
+          </w:p>
+        </w:tc>
+        <w:tc>
+          <w:tcPr/>
+          <w:p>
+            <w:pPr>
+              <w:pStyle w:val="Compact"/>
+            </w:pPr>
+            <w:r>
+              <w:t xml:space="preserve">AD-02 (brute-force protection), AD-08, T-05, AD-D-05</w:t>
+            </w:r>
+          </w:p>
+        </w:tc>
+      </w:tr>
+      <w:tr>
+        <w:tc>
+          <w:tcPr/>
+          <w:p>
+            <w:pPr>
+              <w:pStyle w:val="Compact"/>
+            </w:pPr>
+            <w:r>
+              <w:rPr>
+                <w:b/>
+                <w:bCs/>
+              </w:rPr>
+              <w:t xml:space="preserve">Observer (Fan-out)</w:t>
+            </w:r>
+          </w:p>
+        </w:tc>
+        <w:tc>
+          <w:tcPr/>
+          <w:p>
+            <w:pPr>
+              <w:pStyle w:val="Compact"/>
+            </w:pPr>
+            <w:r>
+              <w:t xml:space="preserve">After a chapter publish commits to DB,</w:t>
+            </w:r>
+            <w:r>
+              <w:t xml:space="preserve"> </w:t>
+            </w:r>
+            <w:r>
+              <w:rPr>
+                <w:rStyle w:val="VerbatimChar"/>
+              </w:rPr>
+              <w:t xml:space="preserve">fanOutNewChapterNotification()</w:t>
+            </w:r>
+            <w:r>
+              <w:t xml:space="preserve"> </w:t>
+            </w:r>
+            <w:r>
+              <w:t xml:space="preserve">is called asynchronously (fire-and-forget) to insert notifications for all novel followers; failure does not roll back the publish</w:t>
+            </w:r>
+          </w:p>
+        </w:tc>
+        <w:tc>
+          <w:tcPr/>
+          <w:p>
+            <w:pPr>
+              <w:pStyle w:val="Compact"/>
+            </w:pPr>
+            <w:r>
+              <w:rPr>
+                <w:rStyle w:val="VerbatimChar"/>
+              </w:rPr>
+              <w:t xml:space="preserve">src/app/api/novels/[id]/chapters/route.ts</w:t>
+            </w:r>
+            <w:r>
+              <w:t xml:space="preserve"> </w:t>
+            </w:r>
+            <w:r>
+              <w:t xml:space="preserve">(POST),</w:t>
+            </w:r>
+            <w:r>
+              <w:t xml:space="preserve"> </w:t>
+            </w:r>
+            <w:r>
+              <w:rPr>
+                <w:rStyle w:val="VerbatimChar"/>
+              </w:rPr>
+              <w:t xml:space="preserve">.../[chapterId]/route.ts</w:t>
+            </w:r>
+            <w:r>
+              <w:t xml:space="preserve"> </w:t>
+            </w:r>
+            <w:r>
+              <w:t xml:space="preserve">(PATCH);</w:t>
+            </w:r>
+            <w:r>
+              <w:t xml:space="preserve"> </w:t>
+            </w:r>
+            <w:r>
+              <w:rPr>
+                <w:rStyle w:val="VerbatimChar"/>
+              </w:rPr>
+              <w:t xml:space="preserve">src/modules/reader/services/notification.service.ts</w:t>
+            </w:r>
+          </w:p>
+        </w:tc>
+        <w:tc>
+          <w:tcPr/>
+          <w:p>
+            <w:pPr>
+              <w:pStyle w:val="Compact"/>
+            </w:pPr>
+            <w:r>
+              <w:t xml:space="preserve">ADD §2.3.3 (chapter publish side-effects do not block commit)</w:t>
+            </w:r>
+          </w:p>
+        </w:tc>
+      </w:tr>
+      <w:tr>
+        <w:tc>
+          <w:tcPr/>
+          <w:p>
+            <w:pPr>
+              <w:pStyle w:val="Compact"/>
+            </w:pPr>
+            <w:r>
+              <w:rPr>
+                <w:b/>
+                <w:bCs/>
+              </w:rPr>
+              <w:t xml:space="preserve">Singleton</w:t>
+            </w:r>
+          </w:p>
+        </w:tc>
+        <w:tc>
+          <w:tcPr/>
+          <w:p>
+            <w:pPr>
+              <w:pStyle w:val="Compact"/>
+            </w:pPr>
+            <w:r>
+              <w:rPr>
+                <w:rStyle w:val="VerbatimChar"/>
+              </w:rPr>
+              <w:t xml:space="preserve">db</w:t>
+            </w:r>
+            <w:r>
+              <w:t xml:space="preserve"> </w:t>
+            </w:r>
+            <w:r>
+              <w:t xml:space="preserve">(Drizzle + Neon HTTP client) is instantiated once at module load and imported by all service files; no per-request reconnection</w:t>
+            </w:r>
+          </w:p>
+        </w:tc>
+        <w:tc>
+          <w:tcPr/>
+          <w:p>
+            <w:pPr>
+              <w:pStyle w:val="Compact"/>
+            </w:pPr>
+            <w:r>
+              <w:rPr>
+                <w:rStyle w:val="VerbatimChar"/>
+              </w:rPr>
+              <w:t xml:space="preserve">src/lib/db.ts</w:t>
+            </w:r>
+          </w:p>
+        </w:tc>
+        <w:tc>
+          <w:tcPr/>
+          <w:p>
+            <w:pPr>
+              <w:pStyle w:val="Compact"/>
+            </w:pPr>
+            <w:r>
+              <w:t xml:space="preserve">DC-06 (Vercel serverless — no persistent TCP), AD-D-02</w:t>
+            </w:r>
+          </w:p>
+        </w:tc>
+      </w:tr>
+      <w:tr>
+        <w:tc>
+          <w:tcPr/>
+          <w:p>
+            <w:pPr>
+              <w:pStyle w:val="Compact"/>
+            </w:pPr>
+            <w:r>
+              <w:rPr>
+                <w:b/>
+                <w:bCs/>
+              </w:rPr>
+              <w:t xml:space="preserve">Idempotent Receiver</w:t>
+            </w:r>
+          </w:p>
+        </w:tc>
+        <w:tc>
+          <w:tcPr/>
+          <w:p>
+            <w:pPr>
+              <w:pStyle w:val="Compact"/>
+            </w:pPr>
+            <w:r>
+              <w:rPr>
+                <w:rStyle w:val="VerbatimChar"/>
+              </w:rPr>
+              <w:t xml:space="preserve">completeMomoPayment()</w:t>
+            </w:r>
+            <w:r>
+              <w:t xml:space="preserve"> </w:t>
+            </w:r>
+            <w:r>
+              <w:t xml:space="preserve">checks</w:t>
+            </w:r>
+            <w:r>
+              <w:t xml:space="preserve"> </w:t>
+            </w:r>
+            <w:r>
+              <w:rPr>
+                <w:rStyle w:val="VerbatimChar"/>
+              </w:rPr>
+              <w:t xml:space="preserve">payment.status === 'SUCCESS'</w:t>
+            </w:r>
+            <w:r>
+              <w:t xml:space="preserve"> </w:t>
+            </w:r>
+            <w:r>
+              <w:t xml:space="preserve">before any write, then uses a conditional</w:t>
+            </w:r>
+            <w:r>
+              <w:t xml:space="preserve"> </w:t>
+            </w:r>
+            <w:r>
+              <w:rPr>
+                <w:rStyle w:val="VerbatimChar"/>
+              </w:rPr>
+              <w:t xml:space="preserve">UPDATE WHERE status = 'PENDING'</w:t>
+            </w:r>
+            <w:r>
+              <w:t xml:space="preserve"> </w:t>
+            </w:r>
+            <w:r>
+              <w:t xml:space="preserve">as a race guard;</w:t>
+            </w:r>
+            <w:r>
+              <w:t xml:space="preserve"> </w:t>
+            </w:r>
+            <w:r>
+              <w:rPr>
+                <w:rStyle w:val="VerbatimChar"/>
+              </w:rPr>
+              <w:t xml:space="preserve">unlockChapter()</w:t>
+            </w:r>
+            <w:r>
+              <w:t xml:space="preserve"> </w:t>
+            </w:r>
+            <w:r>
+              <w:t xml:space="preserve">checks for an existing unlock record before deducting coins</w:t>
+            </w:r>
+          </w:p>
+        </w:tc>
+        <w:tc>
+          <w:tcPr/>
+          <w:p>
+            <w:pPr>
+              <w:pStyle w:val="Compact"/>
+            </w:pPr>
+            <w:r>
+              <w:rPr>
+                <w:rStyle w:val="VerbatimChar"/>
+              </w:rPr>
+              <w:t xml:space="preserve">src/modules/monetization/services/momo.service.ts</w:t>
+            </w:r>
+            <w:r>
+              <w:t xml:space="preserve">,</w:t>
+            </w:r>
+            <w:r>
+              <w:t xml:space="preserve"> </w:t>
+            </w:r>
+            <w:r>
+              <w:rPr>
+                <w:rStyle w:val="VerbatimChar"/>
+              </w:rPr>
+              <w:t xml:space="preserve">unlock.service.ts</w:t>
+            </w:r>
+          </w:p>
+        </w:tc>
+        <w:tc>
+          <w:tcPr/>
+          <w:p>
+            <w:pPr>
+              <w:pStyle w:val="Compact"/>
+            </w:pPr>
+            <w:r>
+              <w:t xml:space="preserve">AD-04 (webhook idempotency), T-08, AD-D-06</w:t>
+            </w:r>
+          </w:p>
+        </w:tc>
+      </w:tr>
+    </w:tbl>
+    <w:bookmarkEnd w:id="138"/>
+    <w:bookmarkEnd w:id="139"/>
+    <w:bookmarkStart w:id="144" w:name="add-iteration-log"/>
+    <w:p>
+      <w:pPr>
         <w:pStyle w:val="Heading1"/>
       </w:pPr>
       <w:r>
         <w:t xml:space="preserve">12. ADD Iteration Log</w:t>
       </w:r>
     </w:p>
-    <w:bookmarkStart w:id="137" w:name="Xcab318927bec8f851a77cb0d55f8abb76fbd14c"/>
+    <w:bookmarkStart w:id="140" w:name="Xcab318927bec8f851a77cb0d55f8abb76fbd14c"/>
     <w:p>
       <w:pPr>
         <w:pStyle w:val="Heading2"/>
@@ -20993,8 +22599,8 @@
         </w:tc>
       </w:tr>
     </w:tbl>
-    <w:bookmarkEnd w:id="137"/>
-    <w:bookmarkStart w:id="138" w:name="X81cbc1064e62e26a62f0c52e7ad0efe9762c3a7"/>
+    <w:bookmarkEnd w:id="140"/>
+    <w:bookmarkStart w:id="141" w:name="X81cbc1064e62e26a62f0c52e7ad0efe9762c3a7"/>
     <w:p>
       <w:pPr>
         <w:pStyle w:val="Heading2"/>
@@ -21215,8 +22821,8 @@
         </w:tc>
       </w:tr>
     </w:tbl>
-    <w:bookmarkEnd w:id="138"/>
-    <w:bookmarkStart w:id="139" w:name="Xc72e1584ed3433fd9cf164236314d69d5a7a236"/>
+    <w:bookmarkEnd w:id="141"/>
+    <w:bookmarkStart w:id="142" w:name="Xc72e1584ed3433fd9cf164236314d69d5a7a236"/>
     <w:p>
       <w:pPr>
         <w:pStyle w:val="Heading2"/>
@@ -21485,8 +23091,8 @@
         </w:tc>
       </w:tr>
     </w:tbl>
-    <w:bookmarkEnd w:id="139"/>
-    <w:bookmarkStart w:id="140" w:name="Xe38c9eba5a9891c9e738ec6ee7fc024e67fafb1"/>
+    <w:bookmarkEnd w:id="142"/>
+    <w:bookmarkStart w:id="143" w:name="Xe38c9eba5a9891c9e738ec6ee7fc024e67fafb1"/>
     <w:p>
       <w:pPr>
         <w:pStyle w:val="Heading2"/>
@@ -21719,9 +23325,9 @@
         </w:tc>
       </w:tr>
     </w:tbl>
-    <w:bookmarkEnd w:id="140"/>
-    <w:bookmarkEnd w:id="141"/>
-    <w:bookmarkStart w:id="142" w:name="requirement-to-architecture-traceability"/>
+    <w:bookmarkEnd w:id="143"/>
+    <w:bookmarkEnd w:id="144"/>
+    <w:bookmarkStart w:id="145" w:name="requirement-to-architecture-traceability"/>
     <w:p>
       <w:pPr>
         <w:pStyle w:val="Heading1"/>
@@ -23662,8 +25268,8 @@
         </w:tc>
       </w:tr>
     </w:tbl>
-    <w:bookmarkEnd w:id="142"/>
-    <w:bookmarkStart w:id="143" w:name="references"/>
+    <w:bookmarkEnd w:id="145"/>
+    <w:bookmarkStart w:id="146" w:name="references"/>
     <w:p>
       <w:pPr>
         <w:pStyle w:val="Heading1"/>
@@ -24135,8 +25741,8 @@
         </w:tc>
       </w:tr>
     </w:tbl>
-    <w:bookmarkEnd w:id="143"/>
-    <w:bookmarkStart w:id="144" w:name="appendix-a-glossary"/>
+    <w:bookmarkEnd w:id="146"/>
+    <w:bookmarkStart w:id="147" w:name="appendix-a-glossary"/>
     <w:p>
       <w:pPr>
         <w:pStyle w:val="Heading1"/>
@@ -24529,8 +26135,8 @@
         </w:tc>
       </w:tr>
     </w:tbl>
-    <w:bookmarkEnd w:id="144"/>
-    <w:bookmarkStart w:id="145" w:name="appendix-b-acronyms"/>
+    <w:bookmarkEnd w:id="147"/>
+    <w:bookmarkStart w:id="148" w:name="appendix-b-acronyms"/>
     <w:p>
       <w:pPr>
         <w:pStyle w:val="Heading1"/>
@@ -25105,7 +26711,7 @@
         </w:tc>
       </w:tr>
     </w:tbl>
-    <w:bookmarkEnd w:id="145"/>
+    <w:bookmarkEnd w:id="148"/>
     <w:sectPr>
       <w:footnotePr>
         <w:numRestart w:val="eachSect"/>
